--- a/doubao/skills/lark-doc/office-word/assets/templates/official-letter-template.docx
+++ b/doubao/skills/lark-doc/office-word/assets/templates/official-letter-template.docx
@@ -407,9 +407,9 @@
     <w:sectPr>
       <w:headerReference w:type="even" r:id="rId8"/>
       <w:headerReference w:type="default" r:id="rId9"/>
+      <w:headerReference w:type="first" r:id="rId12"/>
       <w:footerReference w:type="even" r:id="rId10"/>
       <w:footerReference w:type="default" r:id="rId11"/>
-      <w:headerReference w:type="first" r:id="rId12"/>
       <w:footerReference w:type="first" r:id="rId13"/>
       <w:pgSz w:w="11906" w:h="16838"/>
       <w:pgMar w:top="2098" w:right="1474" w:bottom="1984" w:left="1587" w:header="0" w:footer="1134" w:gutter="0"/>
@@ -691,7 +691,7 @@
           <wp:extent cx="7564755" cy="10692130"/>
           <wp:effectExtent l="0" t="0" r="4445" b="1270"/>
           <wp:wrapNone/>
-          <wp:docPr id="2" name="Picture 1"/>
+          <wp:docPr id="1001" name="Picture 1"/>
           <wp:cNvGraphicFramePr>
             <a:graphicFrameLocks xmlns:a="http://schemas.openxmlformats.org/drawingml/2006/main" noChangeAspect="1"/>
           </wp:cNvGraphicFramePr>
@@ -823,7 +823,7 @@
           <wp:extent cx="7560310" cy="10685780"/>
           <wp:effectExtent l="0" t="0" r="8890" b="7620"/>
           <wp:wrapNone/>
-          <wp:docPr id="1" name="Picture 1"/>
+          <wp:docPr id="1002" name="Picture 1"/>
           <wp:cNvGraphicFramePr>
             <a:graphicFrameLocks xmlns:a="http://schemas.openxmlformats.org/drawingml/2006/main" noChangeAspect="1"/>
           </wp:cNvGraphicFramePr>
@@ -1390,6 +1390,13 @@
     <w:lsdException w:name="Unresolved Mention" w:semiHidden="1" w:unhideWhenUsed="1"/>
     <w:lsdException w:name="Smart Link" w:semiHidden="1" w:unhideWhenUsed="1"/>
   </w:latentStyles>
+  <w:style w:type="paragraph" w:styleId="Normal" w:default="1">
+    <w:name w:val="Normal"/>
+    <w:qFormat/>
+  </w:style>
+  <w:style w:type="character" w:styleId="DefaultParagraphFont" w:default="1">
+    <w:name w:val="Default Paragraph Font"/>
+  </w:style>
   <w:style w:type="paragraph" w:default="1" w:styleId="a1">
     <w:name w:val="Normal"/>
     <w:qFormat/>
